--- a/Deployed a static HTML Day_6.docx
+++ b/Deployed a static HTML Day_6.docx
@@ -21,29 +21,7 @@
           <w:sz w:val="24"/>
           <w:szCs w:val="24"/>
         </w:rPr>
-        <w:t>Deployed a static HTML/CSS website on an EC2 instance — HOW?</w:t>
-      </w:r>
-    </w:p>
-    <w:p>
-      <w:pPr>
-        <w:pStyle w:val="8"/>
-        <w:keepNext w:val="0"/>
-        <w:keepLines w:val="0"/>
-        <w:widowControl/>
-        <w:suppressLineNumbers w:val="0"/>
-        <w:rPr>
-          <w:rFonts w:hint="default" w:ascii="Times New Roman" w:hAnsi="Times New Roman" w:cs="Times New Roman"/>
-          <w:sz w:val="24"/>
-          <w:szCs w:val="24"/>
-        </w:rPr>
-      </w:pPr>
-      <w:r>
-        <w:rPr>
-          <w:rFonts w:hint="default" w:ascii="Times New Roman" w:hAnsi="Times New Roman" w:cs="Times New Roman"/>
-          <w:sz w:val="24"/>
-          <w:szCs w:val="24"/>
-        </w:rPr>
-        <w:t>This means:</w:t>
+        <w:t xml:space="preserve">Deployed a static HTML/CSS website on an EC2 instance — </w:t>
       </w:r>
       <w:bookmarkStart w:id="0" w:name="_GoBack"/>
       <w:bookmarkEnd w:id="0"/>
@@ -55,6 +33,28 @@
         <w:keepLines w:val="0"/>
         <w:widowControl/>
         <w:suppressLineNumbers w:val="0"/>
+        <w:rPr>
+          <w:rFonts w:hint="default" w:ascii="Times New Roman" w:hAnsi="Times New Roman" w:cs="Times New Roman"/>
+          <w:sz w:val="24"/>
+          <w:szCs w:val="24"/>
+        </w:rPr>
+      </w:pPr>
+      <w:r>
+        <w:rPr>
+          <w:rFonts w:hint="default" w:ascii="Times New Roman" w:hAnsi="Times New Roman" w:cs="Times New Roman"/>
+          <w:sz w:val="24"/>
+          <w:szCs w:val="24"/>
+        </w:rPr>
+        <w:t>This means:</w:t>
+      </w:r>
+    </w:p>
+    <w:p>
+      <w:pPr>
+        <w:pStyle w:val="8"/>
+        <w:keepNext w:val="0"/>
+        <w:keepLines w:val="0"/>
+        <w:widowControl/>
+        <w:suppressLineNumbers w:val="0"/>
         <w:ind w:left="720"/>
         <w:rPr>
           <w:rFonts w:hint="default" w:ascii="Times New Roman" w:hAnsi="Times New Roman" w:cs="Times New Roman"/>
@@ -2043,6 +2043,7 @@
     </w:p>
     <w:tbl>
       <w:tblPr>
+        <w:tblStyle w:val="5"/>
         <w:tblW w:w="0" w:type="auto"/>
         <w:tblCellSpacing w:w="15" w:type="dxa"/>
         <w:tblInd w:w="0" w:type="dxa"/>
@@ -2054,7 +2055,7 @@
           <w:insideH w:val="none" w:color="auto" w:sz="0" w:space="0"/>
           <w:insideV w:val="none" w:color="auto" w:sz="0" w:space="0"/>
         </w:tblBorders>
-        <w:shd w:val="clear"/>
+        <w:shd w:val="clear" w:color="auto" w:fill="auto"/>
         <w:tblLayout w:type="autofit"/>
         <w:tblCellMar>
           <w:top w:w="15" w:type="dxa"/>
@@ -2078,7 +2079,7 @@
             <w:insideH w:val="none" w:color="auto" w:sz="0" w:space="0"/>
             <w:insideV w:val="none" w:color="auto" w:sz="0" w:space="0"/>
           </w:tblBorders>
-          <w:shd w:val="clear"/>
+          <w:shd w:val="clear" w:color="auto" w:fill="auto"/>
           <w:tblCellMar>
             <w:top w:w="15" w:type="dxa"/>
             <w:left w:w="15" w:type="dxa"/>
@@ -2093,7 +2094,7 @@
         <w:tc>
           <w:tcPr>
             <w:tcW w:w="0" w:type="auto"/>
-            <w:shd w:val="clear"/>
+            <w:shd w:val="clear" w:color="auto" w:fill="auto"/>
             <w:vAlign w:val="center"/>
           </w:tcPr>
           <w:p>
@@ -2128,7 +2129,7 @@
         <w:tc>
           <w:tcPr>
             <w:tcW w:w="0" w:type="auto"/>
-            <w:shd w:val="clear"/>
+            <w:shd w:val="clear" w:color="auto" w:fill="auto"/>
             <w:vAlign w:val="center"/>
           </w:tcPr>
           <w:p>
@@ -2163,7 +2164,7 @@
         <w:tc>
           <w:tcPr>
             <w:tcW w:w="0" w:type="auto"/>
-            <w:shd w:val="clear"/>
+            <w:shd w:val="clear" w:color="auto" w:fill="auto"/>
             <w:vAlign w:val="center"/>
           </w:tcPr>
           <w:p>
@@ -2206,7 +2207,7 @@
             <w:insideH w:val="none" w:color="auto" w:sz="0" w:space="0"/>
             <w:insideV w:val="none" w:color="auto" w:sz="0" w:space="0"/>
           </w:tblBorders>
-          <w:shd w:val="clear"/>
+          <w:shd w:val="clear" w:color="auto" w:fill="auto"/>
           <w:tblCellMar>
             <w:top w:w="15" w:type="dxa"/>
             <w:left w:w="15" w:type="dxa"/>
@@ -2220,7 +2221,7 @@
         <w:tc>
           <w:tcPr>
             <w:tcW w:w="0" w:type="auto"/>
-            <w:shd w:val="clear"/>
+            <w:shd w:val="clear" w:color="auto" w:fill="auto"/>
             <w:vAlign w:val="center"/>
           </w:tcPr>
           <w:p>
@@ -2251,7 +2252,7 @@
         <w:tc>
           <w:tcPr>
             <w:tcW w:w="0" w:type="auto"/>
-            <w:shd w:val="clear"/>
+            <w:shd w:val="clear" w:color="auto" w:fill="auto"/>
             <w:vAlign w:val="center"/>
           </w:tcPr>
           <w:p>
@@ -2282,7 +2283,7 @@
         <w:tc>
           <w:tcPr>
             <w:tcW w:w="0" w:type="auto"/>
-            <w:shd w:val="clear"/>
+            <w:shd w:val="clear" w:color="auto" w:fill="auto"/>
             <w:vAlign w:val="center"/>
           </w:tcPr>
           <w:p>
@@ -2321,7 +2322,7 @@
             <w:insideH w:val="none" w:color="auto" w:sz="0" w:space="0"/>
             <w:insideV w:val="none" w:color="auto" w:sz="0" w:space="0"/>
           </w:tblBorders>
-          <w:shd w:val="clear"/>
+          <w:shd w:val="clear" w:color="auto" w:fill="auto"/>
           <w:tblCellMar>
             <w:top w:w="15" w:type="dxa"/>
             <w:left w:w="15" w:type="dxa"/>
@@ -2335,7 +2336,7 @@
         <w:tc>
           <w:tcPr>
             <w:tcW w:w="0" w:type="auto"/>
-            <w:shd w:val="clear"/>
+            <w:shd w:val="clear" w:color="auto" w:fill="auto"/>
             <w:vAlign w:val="center"/>
           </w:tcPr>
           <w:p>
@@ -2366,7 +2367,7 @@
         <w:tc>
           <w:tcPr>
             <w:tcW w:w="0" w:type="auto"/>
-            <w:shd w:val="clear"/>
+            <w:shd w:val="clear" w:color="auto" w:fill="auto"/>
             <w:vAlign w:val="center"/>
           </w:tcPr>
           <w:p>
@@ -2397,7 +2398,7 @@
         <w:tc>
           <w:tcPr>
             <w:tcW w:w="0" w:type="auto"/>
-            <w:shd w:val="clear"/>
+            <w:shd w:val="clear" w:color="auto" w:fill="auto"/>
             <w:vAlign w:val="center"/>
           </w:tcPr>
           <w:p>
@@ -2961,18 +2962,18 @@
     <w:lsdException w:unhideWhenUsed="0" w:uiPriority="0" w:semiHidden="0" w:name="Document Map"/>
     <w:lsdException w:unhideWhenUsed="0" w:uiPriority="0" w:semiHidden="0" w:name="Plain Text"/>
     <w:lsdException w:unhideWhenUsed="0" w:uiPriority="0" w:semiHidden="0" w:name="E-mail Signature"/>
-    <w:lsdException w:unhideWhenUsed="0" w:uiPriority="0" w:semiHidden="0" w:name="Normal (Web)"/>
+    <w:lsdException w:qFormat="1" w:unhideWhenUsed="0" w:uiPriority="0" w:semiHidden="0" w:name="Normal (Web)"/>
     <w:lsdException w:unhideWhenUsed="0" w:uiPriority="0" w:semiHidden="0" w:name="HTML Acronym"/>
     <w:lsdException w:unhideWhenUsed="0" w:uiPriority="0" w:semiHidden="0" w:name="HTML Address"/>
     <w:lsdException w:unhideWhenUsed="0" w:uiPriority="0" w:semiHidden="0" w:name="HTML Cite"/>
-    <w:lsdException w:unhideWhenUsed="0" w:uiPriority="0" w:semiHidden="0" w:name="HTML Code"/>
+    <w:lsdException w:qFormat="1" w:unhideWhenUsed="0" w:uiPriority="0" w:semiHidden="0" w:name="HTML Code"/>
     <w:lsdException w:unhideWhenUsed="0" w:uiPriority="0" w:semiHidden="0" w:name="HTML Definition"/>
     <w:lsdException w:unhideWhenUsed="0" w:uiPriority="0" w:semiHidden="0" w:name="HTML Keyboard"/>
-    <w:lsdException w:unhideWhenUsed="0" w:uiPriority="0" w:semiHidden="0" w:name="HTML Preformatted"/>
+    <w:lsdException w:qFormat="1" w:unhideWhenUsed="0" w:uiPriority="0" w:semiHidden="0" w:name="HTML Preformatted"/>
     <w:lsdException w:unhideWhenUsed="0" w:uiPriority="0" w:semiHidden="0" w:name="HTML Sample"/>
     <w:lsdException w:unhideWhenUsed="0" w:uiPriority="0" w:semiHidden="0" w:name="HTML Typewriter"/>
     <w:lsdException w:unhideWhenUsed="0" w:uiPriority="0" w:semiHidden="0" w:name="HTML Variable"/>
-    <w:lsdException w:unhideWhenUsed="0" w:uiPriority="0" w:name="Normal Table"/>
+    <w:lsdException w:qFormat="1" w:unhideWhenUsed="0" w:uiPriority="0" w:name="Normal Table"/>
     <w:lsdException w:unhideWhenUsed="0" w:uiPriority="0" w:semiHidden="0" w:name="annotation subject"/>
     <w:lsdException w:unhideWhenUsed="0" w:uiPriority="0" w:semiHidden="0" w:name="Table Simple 1"/>
     <w:lsdException w:unhideWhenUsed="0" w:uiPriority="0" w:semiHidden="0" w:name="Table Simple 2"/>
@@ -3178,6 +3179,7 @@
   <w:style w:type="table" w:default="1" w:styleId="5">
     <w:name w:val="Normal Table"/>
     <w:semiHidden/>
+    <w:qFormat/>
     <w:uiPriority w:val="0"/>
     <w:tblPr>
       <w:tblCellMar>
@@ -3191,6 +3193,7 @@
   <w:style w:type="character" w:styleId="6">
     <w:name w:val="HTML Code"/>
     <w:basedOn w:val="4"/>
+    <w:qFormat/>
     <w:uiPriority w:val="0"/>
     <w:rPr>
       <w:rFonts w:ascii="Courier New" w:hAnsi="Courier New" w:cs="Courier New"/>
@@ -3200,6 +3203,7 @@
   </w:style>
   <w:style w:type="paragraph" w:styleId="7">
     <w:name w:val="HTML Preformatted"/>
+    <w:qFormat/>
     <w:uiPriority w:val="0"/>
     <w:pPr>
       <w:tabs>
@@ -3232,6 +3236,7 @@
   </w:style>
   <w:style w:type="paragraph" w:styleId="8">
     <w:name w:val="Normal (Web)"/>
+    <w:qFormat/>
     <w:uiPriority w:val="0"/>
     <w:pPr>
       <w:spacing w:before="0" w:beforeAutospacing="1" w:after="0" w:afterAutospacing="1"/>
@@ -3239,6 +3244,7 @@
       <w:jc w:val="left"/>
     </w:pPr>
     <w:rPr>
+      <w:rFonts w:ascii="Times New Roman" w:hAnsi="Times New Roman" w:eastAsia="SimSun" w:cs="Times New Roman"/>
       <w:kern w:val="0"/>
       <w:sz w:val="24"/>
       <w:szCs w:val="24"/>
